--- a/Entregas/Sprint 1/Planejamento e Arquitetura/H1 - Definir arquitetura do sistema, stack tecnológica e repositório/PSP2 - S1T04 - Configurar Repositório.docx
+++ b/Entregas/Sprint 1/Planejamento e Arquitetura/H1 - Definir arquitetura do sistema, stack tecnológica e repositório/PSP2 - S1T04 - Configurar Repositório.docx
@@ -46,6 +46,62 @@
       </w:pPr>
       <w:r>
         <w:t xml:space="preserve"/>
+      </w:r>
+    </w:p>
+    <w:p>
+      <w:pPr>
+        <w:pStyle w:val="Heading2"/>
+        <w:spacing w:after="180" w:before="120"/>
+      </w:pPr>
+      <w:r>
+        <w:rPr>
+          <w:rFonts w:ascii="Arial" w:cs="Arial" w:eastAsia="Arial" w:hAnsi="Arial"/>
+          <w:b/>
+          <w:bCs/>
+          <w:color w:val="1F3864"/>
+          <w:sz w:val="28"/>
+          <w:szCs w:val="28"/>
+        </w:rPr>
+        <w:t xml:space="preserve">📖 Em palavras simples</w:t>
+      </w:r>
+    </w:p>
+    <w:p>
+      <w:pPr>
+        <w:spacing w:after="180"/>
+      </w:pPr>
+      <w:r>
+        <w:rPr>
+          <w:rFonts w:ascii="Arial" w:cs="Arial" w:eastAsia="Arial" w:hAnsi="Arial"/>
+          <w:sz w:val="22"/>
+          <w:szCs w:val="22"/>
+        </w:rPr>
+        <w:t xml:space="preserve">O “repositório” é o lugar (no GitHub) onde o código do projeto fica guardado e versionado. Essa entrega cria a estrutura inicial de pastas, define onde cada parte do código mora (frontend numa pasta, backend em outra, código compartilhado numa terceira) e instala um “verificador automático” (CI) que roda toda vez que alguém propõe uma mudança.</w:t>
+      </w:r>
+    </w:p>
+    <w:p>
+      <w:pPr>
+        <w:spacing w:after="180"/>
+      </w:pPr>
+      <w:r>
+        <w:rPr>
+          <w:rFonts w:ascii="Arial" w:cs="Arial" w:eastAsia="Arial" w:hAnsi="Arial"/>
+          <w:sz w:val="22"/>
+          <w:szCs w:val="22"/>
+        </w:rPr>
+        <w:t xml:space="preserve">O verificador automático testa o código antes dele entrar na versão principal: confere se compila, se passa nas regras de formatação, se não quebrou nada. Se der erro, o GitHub avisa quem mandou a mudança — ninguém precisa rodar manualmente.</w:t>
+      </w:r>
+    </w:p>
+    <w:p>
+      <w:pPr>
+        <w:spacing w:after="180"/>
+      </w:pPr>
+      <w:r>
+        <w:rPr>
+          <w:rFonts w:ascii="Arial" w:cs="Arial" w:eastAsia="Arial" w:hAnsi="Arial"/>
+          <w:sz w:val="22"/>
+          <w:szCs w:val="22"/>
+        </w:rPr>
+        <w:t xml:space="preserve">Por que isso importa? Sem essa estrutura, o time perde tempo em coisa boba (cada um cria pasta do jeito que acha; bugs que poderiam ser pegos automaticamente vão parar na produção). Com tudo configurado no dia 1, as outras 20+ tarefas conseguem subir código sem fricção e com qualidade básica garantida.</w:t>
       </w:r>
     </w:p>
     <w:p>
